--- a/deliverables/AQP_Technical_Evaluation_Protocol_v1.docx
+++ b/deliverables/AQP_Technical_Evaluation_Protocol_v1.docx
@@ -34,7 +34,7 @@
         <w:rPr>
           <w:rFonts w:ascii="Calibri" w:hAnsi="Calibri"/>
         </w:rPr>
-        <w:br/>
+        <w:t xml:space="preserve"> </w:t>
       </w:r>
       <w:r>
         <w:rPr>
@@ -46,7 +46,7 @@
         <w:rPr>
           <w:rFonts w:ascii="Calibri" w:hAnsi="Calibri"/>
         </w:rPr>
-        <w:br/>
+        <w:t xml:space="preserve"> </w:t>
       </w:r>
       <w:r>
         <w:rPr>
@@ -298,7 +298,7 @@
         <w:rPr>
           <w:rFonts w:ascii="Calibri" w:hAnsi="Calibri"/>
         </w:rPr>
-        <w:t xml:space="preserve">The frozen inventory contains all four built-in instruments and every supported</w:t>
+        <w:t xml:space="preserve">The revised inventory contains all three distributable built-in instruments and every supported</w:t>
       </w:r>
       <w:r>
         <w:rPr>
@@ -579,89 +579,6 @@
                 <w:sz w:val="18"/>
               </w:rPr>
               <w:t xml:space="preserve">10</w:t>
-            </w:r>
-          </w:p>
-        </w:tc>
-      </w:tr>
-      <w:tr>
-        <w:trPr>
-          <w:cantSplit/>
-        </w:trPr>
-        <w:tc>
-          <w:tcPr>
-            <w:tcW w:type="dxa" w:w="2880"/>
-            <w:vAlign w:val="top"/>
-            <w:tcMar>
-              <w:top w:w="80" w:type="dxa"/>
-              <w:bottom w:w="80" w:type="dxa"/>
-              <w:start w:w="120" w:type="dxa"/>
-              <w:end w:w="120" w:type="dxa"/>
-            </w:tcMar>
-          </w:tcPr>
-          <w:p>
-            <w:pPr>
-              <w:pStyle w:val="Compact"/>
-              <w:spacing w:before="0" w:after="60" w:line="240" w:lineRule="auto"/>
-              <w:jc w:val="left"/>
-            </w:pPr>
-            <w:r>
-              <w:rPr>
-                <w:rFonts w:ascii="Calibri" w:hAnsi="Calibri"/>
-                <w:sz w:val="18"/>
-              </w:rPr>
-              <w:t xml:space="preserve">UEQ-S</w:t>
-            </w:r>
-          </w:p>
-        </w:tc>
-        <w:tc>
-          <w:tcPr>
-            <w:tcW w:type="dxa" w:w="3168"/>
-            <w:vAlign w:val="top"/>
-            <w:tcMar>
-              <w:top w:w="80" w:type="dxa"/>
-              <w:bottom w:w="80" w:type="dxa"/>
-              <w:start w:w="120" w:type="dxa"/>
-              <w:end w:w="120" w:type="dxa"/>
-            </w:tcMar>
-          </w:tcPr>
-          <w:p>
-            <w:pPr>
-              <w:pStyle w:val="Compact"/>
-              <w:spacing w:before="0" w:after="60" w:line="240" w:lineRule="auto"/>
-              <w:jc w:val="right"/>
-            </w:pPr>
-            <w:r>
-              <w:rPr>
-                <w:rFonts w:ascii="Calibri" w:hAnsi="Calibri"/>
-                <w:sz w:val="18"/>
-              </w:rPr>
-              <w:t xml:space="preserve">1</w:t>
-            </w:r>
-          </w:p>
-        </w:tc>
-        <w:tc>
-          <w:tcPr>
-            <w:tcW w:type="dxa" w:w="3312"/>
-            <w:vAlign w:val="top"/>
-            <w:tcMar>
-              <w:top w:w="80" w:type="dxa"/>
-              <w:bottom w:w="80" w:type="dxa"/>
-              <w:start w:w="120" w:type="dxa"/>
-              <w:end w:w="120" w:type="dxa"/>
-            </w:tcMar>
-          </w:tcPr>
-          <w:p>
-            <w:pPr>
-              <w:pStyle w:val="Compact"/>
-              <w:spacing w:before="0" w:after="60" w:line="240" w:lineRule="auto"/>
-              <w:jc w:val="right"/>
-            </w:pPr>
-            <w:r>
-              <w:rPr>
-                <w:rFonts w:ascii="Calibri" w:hAnsi="Calibri"/>
-                <w:sz w:val="18"/>
-              </w:rPr>
-              <w:t xml:space="preserve">8</w:t>
             </w:r>
           </w:p>
         </w:tc>
@@ -1054,7 +971,7 @@
                 <w:b/>
                 <w:sz w:val="18"/>
               </w:rPr>
-              <w:t xml:space="preserve">9</w:t>
+              <w:t xml:space="preserve">8</w:t>
             </w:r>
           </w:p>
         </w:tc>
@@ -1082,12 +999,71 @@
                 <w:b/>
                 <w:sz w:val="18"/>
               </w:rPr>
-              <w:t xml:space="preserve">39</w:t>
+              <w:t xml:space="preserve">31</w:t>
             </w:r>
           </w:p>
         </w:tc>
       </w:tr>
     </w:tbl>
+    <w:p>
+      <w:pPr>
+        <w:pStyle w:val="BodyText"/>
+      </w:pPr>
+      <w:r>
+        <w:rPr>
+          <w:rFonts w:ascii="Calibri" w:hAnsi="Calibri"/>
+        </w:rPr>
+        <w:t xml:space="preserve">UEQ-S is not part of this release inventory because no explicit permission covering</w:t>
+      </w:r>
+      <w:r>
+        <w:rPr>
+          <w:rFonts w:ascii="Calibri" w:hAnsi="Calibri"/>
+        </w:rPr>
+        <w:t xml:space="preserve"> </w:t>
+      </w:r>
+      <w:r>
+        <w:rPr>
+          <w:rFonts w:ascii="Calibri" w:hAnsi="Calibri"/>
+        </w:rPr>
+        <w:t xml:space="preserve">public source redistribution and deployment was established. Its item text and</w:t>
+      </w:r>
+      <w:r>
+        <w:rPr>
+          <w:rFonts w:ascii="Calibri" w:hAnsi="Calibri"/>
+        </w:rPr>
+        <w:t xml:space="preserve"> </w:t>
+      </w:r>
+      <w:r>
+        <w:rPr>
+          <w:rFonts w:ascii="Calibri" w:hAnsi="Calibri"/>
+        </w:rPr>
+        <w:t xml:space="preserve">built-in catalogue entry were removed. Generic semantic-differential rendering is</w:t>
+      </w:r>
+      <w:r>
+        <w:rPr>
+          <w:rFonts w:ascii="Calibri" w:hAnsi="Calibri"/>
+        </w:rPr>
+        <w:t xml:space="preserve"> </w:t>
+      </w:r>
+      <w:r>
+        <w:rPr>
+          <w:rFonts w:ascii="Calibri" w:hAnsi="Calibri"/>
+        </w:rPr>
+        <w:t xml:space="preserve">tested separately with original synthetic wording and is not counted as an</w:t>
+      </w:r>
+      <w:r>
+        <w:rPr>
+          <w:rFonts w:ascii="Calibri" w:hAnsi="Calibri"/>
+        </w:rPr>
+        <w:t xml:space="preserve"> </w:t>
+      </w:r>
+      <w:r>
+        <w:rPr>
+          <w:rFonts w:ascii="Calibri" w:hAnsi="Calibri"/>
+        </w:rPr>
+        <w:t xml:space="preserve">instrument-fidelity case.</w:t>
+      </w:r>
+    </w:p>
     <w:bookmarkEnd w:id="21"/>
     <w:bookmarkStart w:id="22" w:name="procedure"/>
     <w:p>
@@ -1372,7 +1348,7 @@
         <w:rPr>
           <w:rFonts w:ascii="Calibri" w:hAnsi="Calibri"/>
         </w:rPr>
-        <w:t xml:space="preserve">The uncommitted local build produced 9 cases, 39 items, 288 field comparisons and</w:t>
+        <w:t xml:space="preserve">The correction-candidate local build produced 8 cases, 31 items, 234 field comparisons and</w:t>
       </w:r>
       <w:r>
         <w:rPr>
@@ -2592,7 +2568,43 @@
         <w:rPr>
           <w:rFonts w:ascii="Calibri" w:hAnsi="Calibri"/>
         </w:rPr>
-        <w:t xml:space="preserve">A mismatch blocks the route and must not create a success record.</w:t>
+        <w:t xml:space="preserve">A missing or mismatched Version 4 fingerprint blocks configuration loading,</w:t>
+      </w:r>
+      <w:r>
+        <w:rPr>
+          <w:rFonts w:ascii="Calibri" w:hAnsi="Calibri"/>
+        </w:rPr>
+        <w:t xml:space="preserve"> </w:t>
+      </w:r>
+      <w:r>
+        <w:rPr>
+          <w:rFonts w:ascii="Calibri" w:hAnsi="Calibri"/>
+        </w:rPr>
+        <w:t xml:space="preserve">submission and completed-result restoration and must not create or restore a</w:t>
+      </w:r>
+      <w:r>
+        <w:rPr>
+          <w:rFonts w:ascii="Calibri" w:hAnsi="Calibri"/>
+        </w:rPr>
+        <w:t xml:space="preserve"> </w:t>
+      </w:r>
+      <w:r>
+        <w:rPr>
+          <w:rFonts w:ascii="Calibri" w:hAnsi="Calibri"/>
+        </w:rPr>
+        <w:t xml:space="preserve">success record. Legacy Version 3 migration remains explicit and instrument-bounded;</w:t>
+      </w:r>
+      <w:r>
+        <w:rPr>
+          <w:rFonts w:ascii="Calibri" w:hAnsi="Calibri"/>
+        </w:rPr>
+        <w:t xml:space="preserve"> </w:t>
+      </w:r>
+      <w:r>
+        <w:rPr>
+          <w:rFonts w:ascii="Calibri" w:hAnsi="Calibri"/>
+        </w:rPr>
+        <w:t xml:space="preserve">there is no hashless Version 4 migration.</w:t>
       </w:r>
     </w:p>
     <w:p>
@@ -2689,7 +2701,7 @@
         <w:rPr>
           <w:rFonts w:ascii="Calibri" w:hAnsi="Calibri"/>
         </w:rPr>
-        <w:t xml:space="preserve">For each of the nine fidelity cases, discard the original study configuration and</w:t>
+        <w:t xml:space="preserve">For each of the eight fidelity cases, discard the original study configuration and</w:t>
       </w:r>
       <w:r>
         <w:rPr>
@@ -2905,7 +2917,7 @@
         <w:rPr>
           <w:rFonts w:ascii="Calibri" w:hAnsi="Calibri"/>
         </w:rPr>
-        <w:t xml:space="preserve">The local run reconstructed 9/9 exports and 39/39 item responses with</w:t>
+        <w:t xml:space="preserve">The local run reconstructed 8/8 exports and 31/31 item responses with</w:t>
       </w:r>
       <w:r>
         <w:rPr>
@@ -3178,7 +3190,7 @@
         <w:rPr>
           <w:rFonts w:ascii="Calibri" w:hAnsi="Calibri"/>
         </w:rPr>
-        <w:t xml:space="preserve">UEQ-S semantic-differential item; and</w:t>
+        <w:t xml:space="preserve">synthetic semantic-differential item; and</w:t>
       </w:r>
     </w:p>
     <w:p>

--- a/deliverables/AQP_Technical_Evaluation_Protocol_v1.docx
+++ b/deliverables/AQP_Technical_Evaluation_Protocol_v1.docx
@@ -2,7 +2,7 @@
 <file path=word/document.xml><?xml version="1.0" encoding="utf-8"?>
 <w:document xmlns:w="http://schemas.openxmlformats.org/wordprocessingml/2006/main" xmlns:m="http://schemas.openxmlformats.org/officeDocument/2006/math" xmlns:r="http://schemas.openxmlformats.org/officeDocument/2006/relationships" xmlns:o="urn:schemas-microsoft-com:office:office" xmlns:v="urn:schemas-microsoft-com:vml" xmlns:w10="urn:schemas-microsoft-com:office:word" xmlns:a="http://schemas.openxmlformats.org/drawingml/2006/main" xmlns:pic="http://schemas.openxmlformats.org/drawingml/2006/picture" xmlns:wp="http://schemas.openxmlformats.org/drawingml/2006/wordprocessingDrawing">
   <w:body>
-    <w:bookmarkStart w:id="35" w:name="X04cc02727c7c90d32ee6ba50a9c6976a9d968c8"/>
+    <w:bookmarkStart w:id="36" w:name="X04cc02727c7c90d32ee6ba50a9c6976a9d968c8"/>
     <w:p>
       <w:pPr>
         <w:pStyle w:val="Heading1"/>
@@ -190,7 +190,7 @@
       </w:r>
     </w:p>
     <w:bookmarkEnd w:id="20"/>
-    <w:bookmarkStart w:id="24" w:name="e1-fidelity-round-trip"/>
+    <w:bookmarkStart w:id="21" w:name="e0-bounded-reuse-and-allowlist-gates"/>
     <w:p>
       <w:pPr>
         <w:pStyle w:val="Heading2"/>
@@ -201,10 +201,264 @@
         <w:rPr>
           <w:rFonts w:ascii="Calibri" w:hAnsi="Calibri"/>
         </w:rPr>
+        <w:t xml:space="preserve">E0. Bounded reuse and allowlist gates</w:t>
+      </w:r>
+    </w:p>
+    <w:p>
+      <w:pPr>
+        <w:pStyle w:val="FirstParagraph"/>
+      </w:pPr>
+      <w:r>
+        <w:rPr>
+          <w:rFonts w:ascii="Calibri" w:hAnsi="Calibri"/>
+        </w:rPr>
+        <w:t xml:space="preserve">The platform claim is made falsifiable before fidelity is interpreted. The same</w:t>
+      </w:r>
+      <w:r>
+        <w:rPr>
+          <w:rFonts w:ascii="Calibri" w:hAnsi="Calibri"/>
+        </w:rPr>
+        <w:t xml:space="preserve"> </w:t>
+      </w:r>
+      <w:r>
+        <w:rPr>
+          <w:rFonts w:ascii="Calibri" w:hAnsi="Calibri"/>
+        </w:rPr>
+        <w:t xml:space="preserve">12 contract identifiers (item ID, name, text, stored values, response labels,</w:t>
+      </w:r>
+      <w:r>
+        <w:rPr>
+          <w:rFonts w:ascii="Calibri" w:hAnsi="Calibri"/>
+        </w:rPr>
+        <w:t xml:space="preserve"> </w:t>
+      </w:r>
+      <w:r>
+        <w:rPr>
+          <w:rFonts w:ascii="Calibri" w:hAnsi="Calibri"/>
+        </w:rPr>
+        <w:t xml:space="preserve">required status, order, review text, scoring rule, score name, visible score name</w:t>
+      </w:r>
+      <w:r>
+        <w:rPr>
+          <w:rFonts w:ascii="Calibri" w:hAnsi="Calibri"/>
+        </w:rPr>
+        <w:t xml:space="preserve"> </w:t>
+      </w:r>
+      <w:r>
+        <w:rPr>
+          <w:rFonts w:ascii="Calibri" w:hAnsi="Calibri"/>
+        </w:rPr>
+        <w:t xml:space="preserve">and fixed-vector score) are executed by one unchanged function for every case.</w:t>
+      </w:r>
+      <w:r>
+        <w:rPr>
+          <w:rFonts w:ascii="Calibri" w:hAnsi="Calibri"/>
+        </w:rPr>
+        <w:t xml:space="preserve"> </w:t>
+      </w:r>
+      <w:r>
+        <w:rPr>
+          <w:rFonts w:ascii="Calibri" w:hAnsi="Calibri"/>
+        </w:rPr>
+        <w:t xml:space="preserve">The report counts completed case × contract executions and instrument-specific</w:t>
+      </w:r>
+      <w:r>
+        <w:rPr>
+          <w:rFonts w:ascii="Calibri" w:hAnsi="Calibri"/>
+        </w:rPr>
+        <w:t xml:space="preserve"> </w:t>
+      </w:r>
+      <w:r>
+        <w:rPr>
+          <w:rFonts w:ascii="Calibri" w:hAnsi="Calibri"/>
+        </w:rPr>
+        <w:t xml:space="preserve">copies. It also loads every compatible native import as data and records how many</w:t>
+      </w:r>
+      <w:r>
+        <w:rPr>
+          <w:rFonts w:ascii="Calibri" w:hAnsi="Calibri"/>
+        </w:rPr>
+        <w:t xml:space="preserve"> </w:t>
+      </w:r>
+      <w:r>
+        <w:rPr>
+          <w:rFonts w:ascii="Calibri" w:hAnsi="Calibri"/>
+        </w:rPr>
+        <w:t xml:space="preserve">instrument-specific production files were required.</w:t>
+      </w:r>
+    </w:p>
+    <w:p>
+      <w:pPr>
+        <w:pStyle w:val="BodyText"/>
+      </w:pPr>
+      <w:r>
+        <w:rPr>
+          <w:rFonts w:ascii="Calibri" w:hAnsi="Calibri"/>
+        </w:rPr>
+        <w:t xml:space="preserve">For each fidelity case and each declared support (</w:t>
+      </w:r>
+      <w:r>
+        <w:rPr>
+          <w:rStyle w:val="VerbatimChar"/>
+          <w:rFonts w:ascii="Calibri" w:hAnsi="Calibri"/>
+        </w:rPr>
+        <w:t xml:space="preserve">simplerExplanations</w:t>
+      </w:r>
+      <w:r>
+        <w:rPr>
+          <w:rFonts w:ascii="Calibri" w:hAnsi="Calibri"/>
+        </w:rPr>
+        <w:t xml:space="preserve"> </w:t>
+      </w:r>
+      <w:r>
+        <w:rPr>
+          <w:rFonts w:ascii="Calibri" w:hAnsi="Calibri"/>
+        </w:rPr>
+        <w:t xml:space="preserve">and</w:t>
+      </w:r>
+      <w:r>
+        <w:rPr>
+          <w:rFonts w:ascii="Calibri" w:hAnsi="Calibri"/>
+        </w:rPr>
+        <w:t xml:space="preserve"> </w:t>
+      </w:r>
+      <w:r>
+        <w:rPr>
+          <w:rStyle w:val="VerbatimChar"/>
+          <w:rFonts w:ascii="Calibri" w:hAnsi="Calibri"/>
+        </w:rPr>
+        <w:t xml:space="preserve">smileyLandmarks</w:t>
+      </w:r>
+      <w:r>
+        <w:rPr>
+          <w:rFonts w:ascii="Calibri" w:hAnsi="Calibri"/>
+        </w:rPr>
+        <w:t xml:space="preserve">), the evaluation compares three facts: the definition</w:t>
+      </w:r>
+      <w:r>
+        <w:rPr>
+          <w:rFonts w:ascii="Calibri" w:hAnsi="Calibri"/>
+        </w:rPr>
+        <w:t xml:space="preserve"> </w:t>
+      </w:r>
+      <w:r>
+        <w:rPr>
+          <w:rFonts w:ascii="Calibri" w:hAnsi="Calibri"/>
+        </w:rPr>
+        <w:t xml:space="preserve">declaration, whether the participant control is rendered, and whether a study</w:t>
+      </w:r>
+      <w:r>
+        <w:rPr>
+          <w:rFonts w:ascii="Calibri" w:hAnsi="Calibri"/>
+        </w:rPr>
+        <w:t xml:space="preserve"> </w:t>
+      </w:r>
+      <w:r>
+        <w:rPr>
+          <w:rFonts w:ascii="Calibri" w:hAnsi="Calibri"/>
+        </w:rPr>
+        <w:t xml:space="preserve">configuration requesting the support is accepted. Any disagreement fails the</w:t>
+      </w:r>
+      <w:r>
+        <w:rPr>
+          <w:rFonts w:ascii="Calibri" w:hAnsi="Calibri"/>
+        </w:rPr>
+        <w:t xml:space="preserve"> </w:t>
+      </w:r>
+      <w:r>
+        <w:rPr>
+          <w:rFonts w:ascii="Calibri" w:hAnsi="Calibri"/>
+        </w:rPr>
+        <w:t xml:space="preserve">gate. This tests the measurement-protection boundary rather than assuming that a</w:t>
+      </w:r>
+      <w:r>
+        <w:rPr>
+          <w:rFonts w:ascii="Calibri" w:hAnsi="Calibri"/>
+        </w:rPr>
+        <w:t xml:space="preserve"> </w:t>
+      </w:r>
+      <w:r>
+        <w:rPr>
+          <w:rFonts w:ascii="Calibri" w:hAnsi="Calibri"/>
+        </w:rPr>
+        <w:t xml:space="preserve">feature flag works.</w:t>
+      </w:r>
+    </w:p>
+    <w:p>
+      <w:pPr>
+        <w:pStyle w:val="BodyText"/>
+      </w:pPr>
+      <w:r>
+        <w:rPr>
+          <w:rFonts w:ascii="Calibri" w:hAnsi="Calibri"/>
+        </w:rPr>
+        <w:t xml:space="preserve">Current local result: 5 compatible imported definitions admitted through the</w:t>
+      </w:r>
+      <w:r>
+        <w:rPr>
+          <w:rFonts w:ascii="Calibri" w:hAnsi="Calibri"/>
+        </w:rPr>
+        <w:t xml:space="preserve"> </w:t>
+      </w:r>
+      <w:r>
+        <w:rPr>
+          <w:rFonts w:ascii="Calibri" w:hAnsi="Calibri"/>
+        </w:rPr>
+        <w:t xml:space="preserve">shared data path with 0 instrument-specific production files; 96/96 common</w:t>
+      </w:r>
+      <w:r>
+        <w:rPr>
+          <w:rFonts w:ascii="Calibri" w:hAnsi="Calibri"/>
+        </w:rPr>
+        <w:t xml:space="preserve"> </w:t>
+      </w:r>
+      <w:r>
+        <w:rPr>
+          <w:rFonts w:ascii="Calibri" w:hAnsi="Calibri"/>
+        </w:rPr>
+        <w:t xml:space="preserve">case-contract executions with 0 instrument-specific copies; and 16/16 allowlist</w:t>
+      </w:r>
+      <w:r>
+        <w:rPr>
+          <w:rFonts w:ascii="Calibri" w:hAnsi="Calibri"/>
+        </w:rPr>
+        <w:t xml:space="preserve"> </w:t>
+      </w:r>
+      <w:r>
+        <w:rPr>
+          <w:rFonts w:ascii="Calibri" w:hAnsi="Calibri"/>
+        </w:rPr>
+        <w:t xml:space="preserve">combinations matching. These are bounded reuse results, not evidence that a new</w:t>
+      </w:r>
+      <w:r>
+        <w:rPr>
+          <w:rFonts w:ascii="Calibri" w:hAnsi="Calibri"/>
+        </w:rPr>
+        <w:t xml:space="preserve"> </w:t>
+      </w:r>
+      <w:r>
+        <w:rPr>
+          <w:rFonts w:ascii="Calibri" w:hAnsi="Calibri"/>
+        </w:rPr>
+        <w:t xml:space="preserve">scorer or mixed response structure can be added as data.</w:t>
+      </w:r>
+    </w:p>
+    <w:bookmarkEnd w:id="21"/>
+    <w:bookmarkStart w:id="25" w:name="e1-fidelity-round-trip"/>
+    <w:p>
+      <w:pPr>
+        <w:pStyle w:val="Heading2"/>
+        <w:keepNext/>
+        <w:keepLines/>
+      </w:pPr>
+      <w:r>
+        <w:rPr>
+          <w:rFonts w:ascii="Calibri" w:hAnsi="Calibri"/>
+        </w:rPr>
         <w:t xml:space="preserve">E1. Fidelity round trip</w:t>
       </w:r>
     </w:p>
-    <w:bookmarkStart w:id="21" w:name="independent-oracle"/>
+    <w:bookmarkStart w:id="22" w:name="independent-oracle"/>
     <w:p>
       <w:pPr>
         <w:pStyle w:val="Heading3"/>
@@ -1064,8 +1318,8 @@
         <w:t xml:space="preserve">instrument-fidelity case.</w:t>
       </w:r>
     </w:p>
-    <w:bookmarkEnd w:id="21"/>
-    <w:bookmarkStart w:id="22" w:name="procedure"/>
+    <w:bookmarkEnd w:id="22"/>
+    <w:bookmarkStart w:id="23" w:name="procedure"/>
     <w:p>
       <w:pPr>
         <w:pStyle w:val="Heading3"/>
@@ -1325,8 +1579,8 @@
         <w:t xml:space="preserve">. One silent mismatch fails the release.</w:t>
       </w:r>
     </w:p>
-    <w:bookmarkEnd w:id="22"/>
-    <w:bookmarkStart w:id="23" w:name="current-local-result"/>
+    <w:bookmarkEnd w:id="23"/>
+    <w:bookmarkStart w:id="24" w:name="current-local-result"/>
     <w:p>
       <w:pPr>
         <w:pStyle w:val="Heading3"/>
@@ -1375,9 +1629,9 @@
         <w:t xml:space="preserve">the deployed commit.</w:t>
       </w:r>
     </w:p>
-    <w:bookmarkEnd w:id="23"/>
     <w:bookmarkEnd w:id="24"/>
-    <w:bookmarkStart w:id="26" w:name="e2-negative-import-battery"/>
+    <w:bookmarkEnd w:id="25"/>
+    <w:bookmarkStart w:id="27" w:name="e2-negative-import-battery"/>
     <w:p>
       <w:pPr>
         <w:pStyle w:val="Heading2"/>
@@ -2408,7 +2662,7 @@
         <w:t xml:space="preserve">into a green total.</w:t>
       </w:r>
     </w:p>
-    <w:bookmarkStart w:id="25" w:name="current-local-result-1"/>
+    <w:bookmarkStart w:id="26" w:name="current-local-result-1"/>
     <w:p>
       <w:pPr>
         <w:pStyle w:val="Heading3"/>
@@ -2457,9 +2711,9 @@
         <w:t xml:space="preserve">reproduce the result for the release commit.</w:t>
       </w:r>
     </w:p>
-    <w:bookmarkEnd w:id="25"/>
     <w:bookmarkEnd w:id="26"/>
-    <w:bookmarkStart w:id="30" w:name="Xed5126deceffe2118026ef51644d2b102322235"/>
+    <w:bookmarkEnd w:id="27"/>
+    <w:bookmarkStart w:id="31" w:name="Xed5126deceffe2118026ef51644d2b102322235"/>
     <w:p>
       <w:pPr>
         <w:pStyle w:val="Heading2"/>
@@ -2473,7 +2727,7 @@
         <w:t xml:space="preserve">E3. Definition identity and export reconstruction</w:t>
       </w:r>
     </w:p>
-    <w:bookmarkStart w:id="27" w:name="definition-identity"/>
+    <w:bookmarkStart w:id="28" w:name="definition-identity"/>
     <w:p>
       <w:pPr>
         <w:pStyle w:val="Heading3"/>
@@ -2678,8 +2932,8 @@
         <w:t xml:space="preserve">explicitly and is not counted as cryptographic authenticity.</w:t>
       </w:r>
     </w:p>
-    <w:bookmarkEnd w:id="27"/>
-    <w:bookmarkStart w:id="28" w:name="reconstruction-procedure"/>
+    <w:bookmarkEnd w:id="28"/>
+    <w:bookmarkStart w:id="29" w:name="reconstruction-procedure"/>
     <w:p>
       <w:pPr>
         <w:pStyle w:val="Heading3"/>
@@ -2894,8 +3148,8 @@
         <w:t xml:space="preserve">on a later repository lookup is not reconstruction from the export alone.</w:t>
       </w:r>
     </w:p>
-    <w:bookmarkEnd w:id="28"/>
-    <w:bookmarkStart w:id="29" w:name="current-local-result-2"/>
+    <w:bookmarkEnd w:id="29"/>
+    <w:bookmarkStart w:id="30" w:name="current-local-result-2"/>
     <w:p>
       <w:pPr>
         <w:pStyle w:val="Heading3"/>
@@ -2932,9 +3186,9 @@
         <w:t xml:space="preserve">0 mismatches. CI must reproduce the result for the release commit.</w:t>
       </w:r>
     </w:p>
-    <w:bookmarkEnd w:id="29"/>
     <w:bookmarkEnd w:id="30"/>
-    <w:bookmarkStart w:id="31" w:name="Xf2ac64bc34fd13b9b39913db309bc150236a4f0"/>
+    <w:bookmarkEnd w:id="31"/>
+    <w:bookmarkStart w:id="32" w:name="Xf2ac64bc34fd13b9b39913db309bc150236a4f0"/>
     <w:p>
       <w:pPr>
         <w:pStyle w:val="Heading2"/>
@@ -3003,7 +3257,180 @@
         <w:rPr>
           <w:rFonts w:ascii="Calibri" w:hAnsi="Calibri"/>
         </w:rPr>
-        <w:t xml:space="preserve">Required states:</w:t>
+        <w:t xml:space="preserve">The frozen inventory is</w:t>
+      </w:r>
+      <w:r>
+        <w:rPr>
+          <w:rFonts w:ascii="Calibri" w:hAnsi="Calibri"/>
+        </w:rPr>
+        <w:t xml:space="preserve"> </w:t>
+      </w:r>
+      <w:r>
+        <w:rPr>
+          <w:rStyle w:val="VerbatimChar"/>
+          <w:rFonts w:ascii="Calibri" w:hAnsi="Calibri"/>
+        </w:rPr>
+        <w:t xml:space="preserve">docs/PARTICIPANT-RUNNER-STATE-INVENTORY-v1.md</w:t>
+      </w:r>
+      <w:r>
+        <w:rPr>
+          <w:rFonts w:ascii="Calibri" w:hAnsi="Calibri"/>
+        </w:rPr>
+        <w:t xml:space="preserve">. Its 27 structurally distinct</w:t>
+      </w:r>
+      <w:r>
+        <w:rPr>
+          <w:rFonts w:ascii="Calibri" w:hAnsi="Calibri"/>
+        </w:rPr>
+        <w:t xml:space="preserve"> </w:t>
+      </w:r>
+      <w:r>
+        <w:rPr>
+          <w:rFonts w:ascii="Calibri" w:hAnsi="Calibri"/>
+        </w:rPr>
+        <w:t xml:space="preserve">states cover invalid link, introduction and expanded options; standard item and</w:t>
+      </w:r>
+      <w:r>
+        <w:rPr>
+          <w:rFonts w:ascii="Calibri" w:hAnsi="Calibri"/>
+        </w:rPr>
+        <w:t xml:space="preserve"> </w:t>
+      </w:r>
+      <w:r>
+        <w:rPr>
+          <w:rFonts w:ascii="Calibri" w:hAnsi="Calibri"/>
+        </w:rPr>
+        <w:t xml:space="preserve">validation error; voice unavailable, listening, proposal and error; saved offer</w:t>
+      </w:r>
+      <w:r>
+        <w:rPr>
+          <w:rFonts w:ascii="Calibri" w:hAnsi="Calibri"/>
+        </w:rPr>
+        <w:t xml:space="preserve"> </w:t>
+      </w:r>
+      <w:r>
+        <w:rPr>
+          <w:rFonts w:ascii="Calibri" w:hAnsi="Calibri"/>
+        </w:rPr>
+        <w:t xml:space="preserve">and resumed summary; review, local failure/retry, local completion and recovered</w:t>
+      </w:r>
+      <w:r>
+        <w:rPr>
+          <w:rFonts w:ascii="Calibri" w:hAnsi="Calibri"/>
+        </w:rPr>
+        <w:t xml:space="preserve"> </w:t>
+      </w:r>
+      <w:r>
+        <w:rPr>
+          <w:rFonts w:ascii="Calibri" w:hAnsi="Calibri"/>
+        </w:rPr>
+        <w:t xml:space="preserve">completion; Qualtrics connecting, bridge failure, submission transition and</w:t>
+      </w:r>
+      <w:r>
+        <w:rPr>
+          <w:rFonts w:ascii="Calibri" w:hAnsi="Calibri"/>
+        </w:rPr>
+        <w:t xml:space="preserve"> </w:t>
+      </w:r>
+      <w:r>
+        <w:rPr>
+          <w:rFonts w:ascii="Calibri" w:hAnsi="Calibri"/>
+        </w:rPr>
+        <w:t xml:space="preserve">recording-unconfirmed recovery; pairwise and smiley input; gaze setup,</w:t>
+      </w:r>
+      <w:r>
+        <w:rPr>
+          <w:rFonts w:ascii="Calibri" w:hAnsi="Calibri"/>
+        </w:rPr>
+        <w:t xml:space="preserve"> </w:t>
+      </w:r>
+      <w:r>
+        <w:rPr>
+          <w:rFonts w:ascii="Calibri" w:hAnsi="Calibri"/>
+        </w:rPr>
+        <w:t xml:space="preserve">positioning, calibration and proposal; and the synthetic semantic-differential</w:t>
+      </w:r>
+      <w:r>
+        <w:rPr>
+          <w:rFonts w:ascii="Calibri" w:hAnsi="Calibri"/>
+        </w:rPr>
+        <w:t xml:space="preserve"> </w:t>
+      </w:r>
+      <w:r>
+        <w:rPr>
+          <w:rFonts w:ascii="Calibri" w:hAnsi="Calibri"/>
+        </w:rPr>
+        <w:t xml:space="preserve">and imported German-label screens.</w:t>
+      </w:r>
+    </w:p>
+    <w:p>
+      <w:pPr>
+        <w:pStyle w:val="BodyText"/>
+      </w:pPr>
+      <w:r>
+        <w:rPr>
+          <w:rFonts w:ascii="Calibri" w:hAnsi="Calibri"/>
+        </w:rPr>
+        <w:t xml:space="preserve">Production workflows are used where deterministic and safe. External host,</w:t>
+      </w:r>
+      <w:r>
+        <w:rPr>
+          <w:rFonts w:ascii="Calibri" w:hAnsi="Calibri"/>
+        </w:rPr>
+        <w:t xml:space="preserve"> </w:t>
+      </w:r>
+      <w:r>
+        <w:rPr>
+          <w:rFonts w:ascii="Calibri" w:hAnsi="Calibri"/>
+        </w:rPr>
+        <w:t xml:space="preserve">camera and callback states that cannot be produced reliably in CI use the</w:t>
+      </w:r>
+      <w:r>
+        <w:rPr>
+          <w:rFonts w:ascii="Calibri" w:hAnsi="Calibri"/>
+        </w:rPr>
+        <w:t xml:space="preserve"> </w:t>
+      </w:r>
+      <w:r>
+        <w:rPr>
+          <w:rFonts w:ascii="Calibri" w:hAnsi="Calibri"/>
+        </w:rPr>
+        <w:t xml:space="preserve">production renderer with a deterministic UI-state fixture and are labelled as</w:t>
+      </w:r>
+      <w:r>
+        <w:rPr>
+          <w:rFonts w:ascii="Calibri" w:hAnsi="Calibri"/>
+        </w:rPr>
+        <w:t xml:space="preserve"> </w:t>
+      </w:r>
+      <w:r>
+        <w:rPr>
+          <w:rFonts w:ascii="Calibri" w:hAnsi="Calibri"/>
+        </w:rPr>
+        <w:t xml:space="preserve">such in every report row. This checks rendered UI only, not the external service</w:t>
+      </w:r>
+      <w:r>
+        <w:rPr>
+          <w:rFonts w:ascii="Calibri" w:hAnsi="Calibri"/>
+        </w:rPr>
+        <w:t xml:space="preserve"> </w:t>
+      </w:r>
+      <w:r>
+        <w:rPr>
+          <w:rFonts w:ascii="Calibri" w:hAnsi="Calibri"/>
+        </w:rPr>
+        <w:t xml:space="preserve">or hardware. The manual audit must exercise the real route.</w:t>
+      </w:r>
+    </w:p>
+    <w:p>
+      <w:pPr>
+        <w:pStyle w:val="BodyText"/>
+      </w:pPr>
+      <w:r>
+        <w:rPr>
+          <w:rFonts w:ascii="Calibri" w:hAnsi="Calibri"/>
+        </w:rPr>
+        <w:t xml:space="preserve">Required profiles per state:</w:t>
       </w:r>
     </w:p>
     <w:p>
@@ -3020,7 +3447,7 @@
         <w:rPr>
           <w:rFonts w:ascii="Calibri" w:hAnsi="Calibri"/>
         </w:rPr>
-        <w:t xml:space="preserve">introduction;</w:t>
+        <w:t xml:space="preserve">1280 × 900 CSS pixels at 100%;</w:t>
       </w:r>
     </w:p>
     <w:p>
@@ -3037,7 +3464,7 @@
         <w:rPr>
           <w:rFonts w:ascii="Calibri" w:hAnsi="Calibri"/>
         </w:rPr>
-        <w:t xml:space="preserve">missing-answer error;</w:t>
+        <w:t xml:space="preserve">768 × 900 CSS pixels at 100%;</w:t>
       </w:r>
     </w:p>
     <w:p>
@@ -3054,7 +3481,7 @@
         <w:rPr>
           <w:rFonts w:ascii="Calibri" w:hAnsi="Calibri"/>
         </w:rPr>
-        <w:t xml:space="preserve">voice listening;</w:t>
+        <w:t xml:space="preserve">320 × 900 CSS pixels at 100%;</w:t>
       </w:r>
     </w:p>
     <w:p>
@@ -3071,7 +3498,7 @@
         <w:rPr>
           <w:rFonts w:ascii="Calibri" w:hAnsi="Calibri"/>
         </w:rPr>
-        <w:t xml:space="preserve">voice proposal pending confirmation;</w:t>
+        <w:t xml:space="preserve">Chromium CDP page-scale factor 2.0 on 1280 × 900; and</w:t>
       </w:r>
     </w:p>
     <w:p>
@@ -3088,126 +3515,19 @@
         <w:rPr>
           <w:rFonts w:ascii="Calibri" w:hAnsi="Calibri"/>
         </w:rPr>
-        <w:t xml:space="preserve">voice-recognition error;</w:t>
-      </w:r>
-    </w:p>
-    <w:p>
-      <w:pPr>
-        <w:numPr>
-          <w:ilvl w:val="0"/>
-          <w:numId w:val="1004"/>
-        </w:numPr>
-        <w:pStyle w:val="Compact"/>
-        <w:spacing w:after="160" w:line="280" w:lineRule="auto"/>
-        <w:ind w:left="720" w:hanging="360"/>
-      </w:pPr>
-      <w:r>
-        <w:rPr>
-          <w:rFonts w:ascii="Calibri" w:hAnsi="Calibri"/>
-        </w:rPr>
-        <w:t xml:space="preserve">ordinary item;</w:t>
-      </w:r>
-    </w:p>
-    <w:p>
-      <w:pPr>
-        <w:numPr>
-          <w:ilvl w:val="0"/>
-          <w:numId w:val="1004"/>
-        </w:numPr>
-        <w:pStyle w:val="Compact"/>
-        <w:spacing w:after="160" w:line="280" w:lineRule="auto"/>
-        <w:ind w:left="720" w:hanging="360"/>
-      </w:pPr>
-      <w:r>
-        <w:rPr>
-          <w:rFonts w:ascii="Calibri" w:hAnsi="Calibri"/>
-        </w:rPr>
-        <w:t xml:space="preserve">saved-progress offer;</w:t>
-      </w:r>
-    </w:p>
-    <w:p>
-      <w:pPr>
-        <w:numPr>
-          <w:ilvl w:val="0"/>
-          <w:numId w:val="1004"/>
-        </w:numPr>
-        <w:pStyle w:val="Compact"/>
-        <w:spacing w:after="160" w:line="280" w:lineRule="auto"/>
-        <w:ind w:left="720" w:hanging="360"/>
-      </w:pPr>
-      <w:r>
-        <w:rPr>
-          <w:rFonts w:ascii="Calibri" w:hAnsi="Calibri"/>
-        </w:rPr>
-        <w:t xml:space="preserve">review;</w:t>
-      </w:r>
-    </w:p>
-    <w:p>
-      <w:pPr>
-        <w:numPr>
-          <w:ilvl w:val="0"/>
-          <w:numId w:val="1004"/>
-        </w:numPr>
-        <w:pStyle w:val="Compact"/>
-        <w:spacing w:after="160" w:line="280" w:lineRule="auto"/>
-        <w:ind w:left="720" w:hanging="360"/>
-      </w:pPr>
-      <w:r>
-        <w:rPr>
-          <w:rFonts w:ascii="Calibri" w:hAnsi="Calibri"/>
-        </w:rPr>
-        <w:t xml:space="preserve">completion;</w:t>
-      </w:r>
-    </w:p>
-    <w:p>
-      <w:pPr>
-        <w:numPr>
-          <w:ilvl w:val="0"/>
-          <w:numId w:val="1004"/>
-        </w:numPr>
-        <w:pStyle w:val="Compact"/>
-        <w:spacing w:after="160" w:line="280" w:lineRule="auto"/>
-        <w:ind w:left="720" w:hanging="360"/>
-      </w:pPr>
-      <w:r>
-        <w:rPr>
-          <w:rFonts w:ascii="Calibri" w:hAnsi="Calibri"/>
-        </w:rPr>
-        <w:t xml:space="preserve">NASA-TLX pairwise comparison;</w:t>
-      </w:r>
-    </w:p>
-    <w:p>
-      <w:pPr>
-        <w:numPr>
-          <w:ilvl w:val="0"/>
-          <w:numId w:val="1004"/>
-        </w:numPr>
-        <w:pStyle w:val="Compact"/>
-        <w:spacing w:after="160" w:line="280" w:lineRule="auto"/>
-        <w:ind w:left="720" w:hanging="360"/>
-      </w:pPr>
-      <w:r>
-        <w:rPr>
-          <w:rFonts w:ascii="Calibri" w:hAnsi="Calibri"/>
-        </w:rPr>
-        <w:t xml:space="preserve">synthetic semantic-differential item; and</w:t>
-      </w:r>
-    </w:p>
-    <w:p>
-      <w:pPr>
-        <w:numPr>
-          <w:ilvl w:val="0"/>
-          <w:numId w:val="1004"/>
-        </w:numPr>
-        <w:pStyle w:val="Compact"/>
-        <w:spacing w:after="160" w:line="280" w:lineRule="auto"/>
-        <w:ind w:left="720" w:hanging="360"/>
-      </w:pPr>
-      <w:r>
-        <w:rPr>
-          <w:rFonts w:ascii="Calibri" w:hAnsi="Calibri"/>
-        </w:rPr>
-        <w:t xml:space="preserve">imported fully labelled German item.</w:t>
+        <w:t xml:space="preserve">640 × 450 CSS pixels as the deterministic reflow companion for a 1280 × 900</w:t>
+      </w:r>
+      <w:r>
+        <w:rPr>
+          <w:rFonts w:ascii="Calibri" w:hAnsi="Calibri"/>
+        </w:rPr>
+        <w:t xml:space="preserve"> </w:t>
+      </w:r>
+      <w:r>
+        <w:rPr>
+          <w:rFonts w:ascii="Calibri" w:hAnsi="Calibri"/>
+        </w:rPr>
+        <w:t xml:space="preserve">physical window at 200% zoom.</w:t>
       </w:r>
     </w:p>
     <w:p>
@@ -3218,7 +3538,51 @@
         <w:rPr>
           <w:rFonts w:ascii="Calibri" w:hAnsi="Calibri"/>
         </w:rPr>
-        <w:t xml:space="preserve">Required profiles per state:</w:t>
+        <w:t xml:space="preserve">This produces</w:t>
+      </w:r>
+      <w:r>
+        <w:rPr>
+          <w:rFonts w:ascii="Calibri" w:hAnsi="Calibri"/>
+        </w:rPr>
+        <w:t xml:space="preserve"> </w:t>
+      </w:r>
+      <w:r>
+        <w:rPr>
+          <w:bCs/>
+          <w:rFonts w:ascii="Calibri" w:hAnsi="Calibri"/>
+          <w:b/>
+        </w:rPr>
+        <w:t xml:space="preserve">135 state-profile scans</w:t>
+      </w:r>
+      <w:r>
+        <w:rPr>
+          <w:rFonts w:ascii="Calibri" w:hAnsi="Calibri"/>
+        </w:rPr>
+        <w:t xml:space="preserve">. The report records exact Chromium</w:t>
+      </w:r>
+      <w:r>
+        <w:rPr>
+          <w:rFonts w:ascii="Calibri" w:hAnsi="Calibri"/>
+        </w:rPr>
+        <w:t xml:space="preserve"> </w:t>
+      </w:r>
+      <w:r>
+        <w:rPr>
+          <w:rFonts w:ascii="Calibri" w:hAnsi="Calibri"/>
+        </w:rPr>
+        <w:t xml:space="preserve">version, commit SHA, state, viewport, requested and observed scale, axe violations,</w:t>
+      </w:r>
+      <w:r>
+        <w:rPr>
+          <w:rFonts w:ascii="Calibri" w:hAnsi="Calibri"/>
+        </w:rPr>
+        <w:t xml:space="preserve"> </w:t>
+      </w:r>
+      <w:r>
+        <w:rPr>
+          <w:rFonts w:ascii="Calibri" w:hAnsi="Calibri"/>
+        </w:rPr>
+        <w:t xml:space="preserve">incomplete checks, overflow and target measurements. Release gates are:</w:t>
       </w:r>
     </w:p>
     <w:p>
@@ -3235,7 +3599,7 @@
         <w:rPr>
           <w:rFonts w:ascii="Calibri" w:hAnsi="Calibri"/>
         </w:rPr>
-        <w:t xml:space="preserve">1280 × 900 CSS pixels at 100%;</w:t>
+        <w:t xml:space="preserve">all 27 × 5 state/profile combinations present;</w:t>
       </w:r>
     </w:p>
     <w:p>
@@ -3252,7 +3616,7 @@
         <w:rPr>
           <w:rFonts w:ascii="Calibri" w:hAnsi="Calibri"/>
         </w:rPr>
-        <w:t xml:space="preserve">768 × 900 CSS pixels at 100%;</w:t>
+        <w:t xml:space="preserve">zero automatically detected violations;</w:t>
       </w:r>
     </w:p>
     <w:p>
@@ -3269,7 +3633,7 @@
         <w:rPr>
           <w:rFonts w:ascii="Calibri" w:hAnsi="Calibri"/>
         </w:rPr>
-        <w:t xml:space="preserve">320 × 900 CSS pixels at 100%;</w:t>
+        <w:t xml:space="preserve">zero horizontal-overflow failures above 1 CSS pixel;</w:t>
       </w:r>
     </w:p>
     <w:p>
@@ -3286,7 +3650,7 @@
         <w:rPr>
           <w:rFonts w:ascii="Calibri" w:hAnsi="Calibri"/>
         </w:rPr>
-        <w:t xml:space="preserve">Chromium CDP page-scale factor 2.0 on 1280 × 900; and</w:t>
+        <w:t xml:space="preserve">zero measured critical targets below 24 × 24 CSS pixels; and</w:t>
       </w:r>
     </w:p>
     <w:p>
@@ -3303,19 +3667,19 @@
         <w:rPr>
           <w:rFonts w:ascii="Calibri" w:hAnsi="Calibri"/>
         </w:rPr>
-        <w:t xml:space="preserve">640 × 450 CSS pixels as the deterministic reflow companion for a 1280 × 900</w:t>
-      </w:r>
-      <w:r>
-        <w:rPr>
-          <w:rFonts w:ascii="Calibri" w:hAnsi="Calibri"/>
-        </w:rPr>
-        <w:t xml:space="preserve"> </w:t>
-      </w:r>
-      <w:r>
-        <w:rPr>
-          <w:rFonts w:ascii="Calibri" w:hAnsi="Calibri"/>
-        </w:rPr>
-        <w:t xml:space="preserve">physical window at 200% zoom.</w:t>
+        <w:t xml:space="preserve">every incomplete axe result retained for inspection, not silently counted as a</w:t>
+      </w:r>
+      <w:r>
+        <w:rPr>
+          <w:rFonts w:ascii="Calibri" w:hAnsi="Calibri"/>
+        </w:rPr>
+        <w:t xml:space="preserve"> </w:t>
+      </w:r>
+      <w:r>
+        <w:rPr>
+          <w:rFonts w:ascii="Calibri" w:hAnsi="Calibri"/>
+        </w:rPr>
+        <w:t xml:space="preserve">pass.</w:t>
       </w:r>
     </w:p>
     <w:p>
@@ -3326,51 +3690,282 @@
         <w:rPr>
           <w:rFonts w:ascii="Calibri" w:hAnsi="Calibri"/>
         </w:rPr>
-        <w:t xml:space="preserve">This produces</w:t>
-      </w:r>
-      <w:r>
-        <w:rPr>
-          <w:rFonts w:ascii="Calibri" w:hAnsi="Calibri"/>
-        </w:rPr>
-        <w:t xml:space="preserve"> </w:t>
-      </w:r>
-      <w:r>
-        <w:rPr>
-          <w:bCs/>
-          <w:rFonts w:ascii="Calibri" w:hAnsi="Calibri"/>
-          <w:b/>
-        </w:rPr>
-        <w:t xml:space="preserve">60 state-profile scans</w:t>
-      </w:r>
-      <w:r>
-        <w:rPr>
-          <w:rFonts w:ascii="Calibri" w:hAnsi="Calibri"/>
-        </w:rPr>
-        <w:t xml:space="preserve">. The report records exact Chromium</w:t>
-      </w:r>
-      <w:r>
-        <w:rPr>
-          <w:rFonts w:ascii="Calibri" w:hAnsi="Calibri"/>
-        </w:rPr>
-        <w:t xml:space="preserve"> </w:t>
-      </w:r>
-      <w:r>
-        <w:rPr>
-          <w:rFonts w:ascii="Calibri" w:hAnsi="Calibri"/>
-        </w:rPr>
-        <w:t xml:space="preserve">version, commit SHA, state, viewport, requested and observed scale, axe violations,</w:t>
-      </w:r>
-      <w:r>
-        <w:rPr>
-          <w:rFonts w:ascii="Calibri" w:hAnsi="Calibri"/>
-        </w:rPr>
-        <w:t xml:space="preserve"> </w:t>
-      </w:r>
-      <w:r>
-        <w:rPr>
-          <w:rFonts w:ascii="Calibri" w:hAnsi="Calibri"/>
-        </w:rPr>
-        <w:t xml:space="preserve">incomplete checks, overflow and target measurements. Release gates are:</w:t>
+        <w:t xml:space="preserve">The JSON, HTML, Playwright report and failure traces are uploaded as a 90-day CI</w:t>
+      </w:r>
+      <w:r>
+        <w:rPr>
+          <w:rFonts w:ascii="Calibri" w:hAnsi="Calibri"/>
+        </w:rPr>
+        <w:t xml:space="preserve"> </w:t>
+      </w:r>
+      <w:r>
+        <w:rPr>
+          <w:rFonts w:ascii="Calibri" w:hAnsi="Calibri"/>
+        </w:rPr>
+        <w:t xml:space="preserve">artefact. These scans are automated technical evidence only.</w:t>
+      </w:r>
+    </w:p>
+    <w:bookmarkEnd w:id="32"/>
+    <w:bookmarkStart w:id="33" w:name="e5-cross-browser-capability-matrix"/>
+    <w:p>
+      <w:pPr>
+        <w:pStyle w:val="Heading2"/>
+        <w:keepNext/>
+        <w:keepLines/>
+      </w:pPr>
+      <w:r>
+        <w:rPr>
+          <w:rFonts w:ascii="Calibri" w:hAnsi="Calibri"/>
+        </w:rPr>
+        <w:t xml:space="preserve">E5. Cross-browser capability matrix</w:t>
+      </w:r>
+    </w:p>
+    <w:p>
+      <w:pPr>
+        <w:pStyle w:val="FirstParagraph"/>
+      </w:pPr>
+      <w:r>
+        <w:rPr>
+          <w:rFonts w:ascii="Calibri" w:hAnsi="Calibri"/>
+        </w:rPr>
+        <w:t xml:space="preserve">An unmodified production page is opened in Playwright Chromium, Firefox and</w:t>
+      </w:r>
+      <w:r>
+        <w:rPr>
+          <w:rFonts w:ascii="Calibri" w:hAnsi="Calibri"/>
+        </w:rPr>
+        <w:t xml:space="preserve"> </w:t>
+      </w:r>
+      <w:r>
+        <w:rPr>
+          <w:rFonts w:ascii="Calibri" w:hAnsi="Calibri"/>
+        </w:rPr>
+        <w:t xml:space="preserve">WebKit. The test records engine/version, native SpeechRecognition and prefixed</w:t>
+      </w:r>
+      <w:r>
+        <w:rPr>
+          <w:rFonts w:ascii="Calibri" w:hAnsi="Calibri"/>
+        </w:rPr>
+        <w:t xml:space="preserve"> </w:t>
+      </w:r>
+      <w:r>
+        <w:rPr>
+          <w:rFonts w:ascii="Calibri" w:hAnsi="Calibri"/>
+        </w:rPr>
+        <w:t xml:space="preserve">SpeechRecognition availability, speech synthesis, local/session storage and a</w:t>
+      </w:r>
+      <w:r>
+        <w:rPr>
+          <w:rFonts w:ascii="Calibri" w:hAnsi="Calibri"/>
+        </w:rPr>
+        <w:t xml:space="preserve"> </w:t>
+      </w:r>
+      <w:r>
+        <w:rPr>
+          <w:rFonts w:ascii="Calibri" w:hAnsi="Calibri"/>
+        </w:rPr>
+        <w:t xml:space="preserve">runner smoke test. Visible built-in voice availability must agree with actual</w:t>
+      </w:r>
+      <w:r>
+        <w:rPr>
+          <w:rFonts w:ascii="Calibri" w:hAnsi="Calibri"/>
+        </w:rPr>
+        <w:t xml:space="preserve"> </w:t>
+      </w:r>
+      <w:r>
+        <w:rPr>
+          <w:rFonts w:ascii="Calibri" w:hAnsi="Calibri"/>
+        </w:rPr>
+        <w:t xml:space="preserve">feature detection.</w:t>
+      </w:r>
+    </w:p>
+    <w:p>
+      <w:pPr>
+        <w:pStyle w:val="BodyText"/>
+      </w:pPr>
+      <w:r>
+        <w:rPr>
+          <w:rFonts w:ascii="Calibri" w:hAnsi="Calibri"/>
+        </w:rPr>
+        <w:t xml:space="preserve">Firefox's lack of built-in Web Speech recognition is reported as a product-route</w:t>
+      </w:r>
+      <w:r>
+        <w:rPr>
+          <w:rFonts w:ascii="Calibri" w:hAnsi="Calibri"/>
+        </w:rPr>
+        <w:t xml:space="preserve"> </w:t>
+      </w:r>
+      <w:r>
+        <w:rPr>
+          <w:rFonts w:ascii="Calibri" w:hAnsi="Calibri"/>
+        </w:rPr>
+        <w:t xml:space="preserve">limitation, not treated as an AQP test failure. Playwright WebKit on Linux is not</w:t>
+      </w:r>
+      <w:r>
+        <w:rPr>
+          <w:rFonts w:ascii="Calibri" w:hAnsi="Calibri"/>
+        </w:rPr>
+        <w:t xml:space="preserve"> </w:t>
+      </w:r>
+      <w:r>
+        <w:rPr>
+          <w:rFonts w:ascii="Calibri" w:hAnsi="Calibri"/>
+        </w:rPr>
+        <w:t xml:space="preserve">Safari and cannot stand in for VoiceOver/Safari. Actual NVDA, VoiceOver and OS</w:t>
+      </w:r>
+      <w:r>
+        <w:rPr>
+          <w:rFonts w:ascii="Calibri" w:hAnsi="Calibri"/>
+        </w:rPr>
+        <w:t xml:space="preserve"> </w:t>
+      </w:r>
+      <w:r>
+        <w:rPr>
+          <w:rFonts w:ascii="Calibri" w:hAnsi="Calibri"/>
+        </w:rPr>
+        <w:t xml:space="preserve">voice-control results belong only in the manual audit.</w:t>
+      </w:r>
+    </w:p>
+    <w:bookmarkEnd w:id="33"/>
+    <w:bookmarkStart w:id="34" w:name="reproducible-commands-and-artefacts"/>
+    <w:p>
+      <w:pPr>
+        <w:pStyle w:val="Heading2"/>
+        <w:keepNext/>
+        <w:keepLines/>
+      </w:pPr>
+      <w:r>
+        <w:rPr>
+          <w:rFonts w:ascii="Calibri" w:hAnsi="Calibri"/>
+        </w:rPr>
+        <w:t xml:space="preserve">Reproducible commands and artefacts</w:t>
+      </w:r>
+    </w:p>
+    <w:p>
+      <w:pPr>
+        <w:pStyle w:val="SourceCode"/>
+      </w:pPr>
+      <w:r>
+        <w:rPr>
+          <w:rStyle w:val="VerbatimChar"/>
+          <w:rFonts w:ascii="Calibri" w:hAnsi="Calibri"/>
+        </w:rPr>
+        <w:t xml:space="preserve">npm ci</w:t>
+      </w:r>
+      <w:r>
+        <w:rPr>
+          <w:rFonts w:ascii="Calibri" w:hAnsi="Calibri"/>
+        </w:rPr>
+        <w:br/>
+      </w:r>
+      <w:r>
+        <w:rPr>
+          <w:rStyle w:val="VerbatimChar"/>
+          <w:rFonts w:ascii="Calibri" w:hAnsi="Calibri"/>
+        </w:rPr>
+        <w:t xml:space="preserve">npm test -- --run</w:t>
+      </w:r>
+      <w:r>
+        <w:rPr>
+          <w:rFonts w:ascii="Calibri" w:hAnsi="Calibri"/>
+        </w:rPr>
+        <w:br/>
+      </w:r>
+      <w:r>
+        <w:rPr>
+          <w:rStyle w:val="VerbatimChar"/>
+          <w:rFonts w:ascii="Calibri" w:hAnsi="Calibri"/>
+        </w:rPr>
+        <w:t xml:space="preserve">npm run report:technical</w:t>
+      </w:r>
+      <w:r>
+        <w:rPr>
+          <w:rFonts w:ascii="Calibri" w:hAnsi="Calibri"/>
+        </w:rPr>
+        <w:br/>
+      </w:r>
+      <w:r>
+        <w:rPr>
+          <w:rStyle w:val="VerbatimChar"/>
+          <w:rFonts w:ascii="Calibri" w:hAnsi="Calibri"/>
+        </w:rPr>
+        <w:t xml:space="preserve">npm run build</w:t>
+      </w:r>
+      <w:r>
+        <w:rPr>
+          <w:rFonts w:ascii="Calibri" w:hAnsi="Calibri"/>
+        </w:rPr>
+        <w:br/>
+      </w:r>
+      <w:r>
+        <w:rPr>
+          <w:rStyle w:val="VerbatimChar"/>
+          <w:rFonts w:ascii="Calibri" w:hAnsi="Calibri"/>
+        </w:rPr>
+        <w:t xml:space="preserve">npx playwright install --with-deps chromium firefox webkit</w:t>
+      </w:r>
+      <w:r>
+        <w:rPr>
+          <w:rFonts w:ascii="Calibri" w:hAnsi="Calibri"/>
+        </w:rPr>
+        <w:br/>
+      </w:r>
+      <w:r>
+        <w:rPr>
+          <w:rStyle w:val="VerbatimChar"/>
+          <w:rFonts w:ascii="Calibri" w:hAnsi="Calibri"/>
+        </w:rPr>
+        <w:t xml:space="preserve">npm run test:browser</w:t>
+      </w:r>
+      <w:r>
+        <w:rPr>
+          <w:rFonts w:ascii="Calibri" w:hAnsi="Calibri"/>
+        </w:rPr>
+        <w:br/>
+      </w:r>
+      <w:r>
+        <w:rPr>
+          <w:rStyle w:val="VerbatimChar"/>
+          <w:rFonts w:ascii="Calibri" w:hAnsi="Calibri"/>
+        </w:rPr>
+        <w:t xml:space="preserve">npm run test:browser-support</w:t>
+      </w:r>
+      <w:r>
+        <w:rPr>
+          <w:rFonts w:ascii="Calibri" w:hAnsi="Calibri"/>
+        </w:rPr>
+        <w:br/>
+      </w:r>
+      <w:r>
+        <w:rPr>
+          <w:rStyle w:val="VerbatimChar"/>
+          <w:rFonts w:ascii="Calibri" w:hAnsi="Calibri"/>
+        </w:rPr>
+        <w:t xml:space="preserve">npm run report:browser</w:t>
+      </w:r>
+      <w:r>
+        <w:rPr>
+          <w:rFonts w:ascii="Calibri" w:hAnsi="Calibri"/>
+        </w:rPr>
+        <w:br/>
+      </w:r>
+      <w:r>
+        <w:rPr>
+          <w:rStyle w:val="VerbatimChar"/>
+          <w:rFonts w:ascii="Calibri" w:hAnsi="Calibri"/>
+        </w:rPr>
+        <w:t xml:space="preserve">npm run report:browser-support</w:t>
+      </w:r>
+    </w:p>
+    <w:p>
+      <w:pPr>
+        <w:pStyle w:val="FirstParagraph"/>
+      </w:pPr>
+      <w:r>
+        <w:rPr>
+          <w:rFonts w:ascii="Calibri" w:hAnsi="Calibri"/>
+        </w:rPr>
+        <w:t xml:space="preserve">Generated evidence:</w:t>
       </w:r>
     </w:p>
     <w:p>
@@ -3385,9 +3980,41 @@
       </w:pPr>
       <w:r>
         <w:rPr>
-          <w:rFonts w:ascii="Calibri" w:hAnsi="Calibri"/>
-        </w:rPr>
-        <w:t xml:space="preserve">all 12 × 5 state/profile combinations present;</w:t>
+          <w:rStyle w:val="VerbatimChar"/>
+          <w:rFonts w:ascii="Calibri" w:hAnsi="Calibri"/>
+        </w:rPr>
+        <w:t xml:space="preserve">docs/evidence/technical-evaluation-report.json</w:t>
+      </w:r>
+      <w:r>
+        <w:rPr>
+          <w:rFonts w:ascii="Calibri" w:hAnsi="Calibri"/>
+        </w:rPr>
+        <w:t xml:space="preserve"> </w:t>
+      </w:r>
+      <w:r>
+        <w:rPr>
+          <w:rFonts w:ascii="Calibri" w:hAnsi="Calibri"/>
+        </w:rPr>
+        <w:t xml:space="preserve">and</w:t>
+      </w:r>
+      <w:r>
+        <w:rPr>
+          <w:rFonts w:ascii="Calibri" w:hAnsi="Calibri"/>
+        </w:rPr>
+        <w:t xml:space="preserve"> </w:t>
+      </w:r>
+      <w:r>
+        <w:rPr>
+          <w:rStyle w:val="VerbatimChar"/>
+          <w:rFonts w:ascii="Calibri" w:hAnsi="Calibri"/>
+        </w:rPr>
+        <w:t xml:space="preserve">.html</w:t>
+      </w:r>
+      <w:r>
+        <w:rPr>
+          <w:rFonts w:ascii="Calibri" w:hAnsi="Calibri"/>
+        </w:rPr>
+        <w:t xml:space="preserve">;</w:t>
       </w:r>
     </w:p>
     <w:p>
@@ -3402,9 +4029,41 @@
       </w:pPr>
       <w:r>
         <w:rPr>
-          <w:rFonts w:ascii="Calibri" w:hAnsi="Calibri"/>
-        </w:rPr>
-        <w:t xml:space="preserve">zero automatically detected violations;</w:t>
+          <w:rStyle w:val="VerbatimChar"/>
+          <w:rFonts w:ascii="Calibri" w:hAnsi="Calibri"/>
+        </w:rPr>
+        <w:t xml:space="preserve">docs/evidence/axe-browser-report.json</w:t>
+      </w:r>
+      <w:r>
+        <w:rPr>
+          <w:rFonts w:ascii="Calibri" w:hAnsi="Calibri"/>
+        </w:rPr>
+        <w:t xml:space="preserve"> </w:t>
+      </w:r>
+      <w:r>
+        <w:rPr>
+          <w:rFonts w:ascii="Calibri" w:hAnsi="Calibri"/>
+        </w:rPr>
+        <w:t xml:space="preserve">and</w:t>
+      </w:r>
+      <w:r>
+        <w:rPr>
+          <w:rFonts w:ascii="Calibri" w:hAnsi="Calibri"/>
+        </w:rPr>
+        <w:t xml:space="preserve"> </w:t>
+      </w:r>
+      <w:r>
+        <w:rPr>
+          <w:rStyle w:val="VerbatimChar"/>
+          <w:rFonts w:ascii="Calibri" w:hAnsi="Calibri"/>
+        </w:rPr>
+        <w:t xml:space="preserve">.html</w:t>
+      </w:r>
+      <w:r>
+        <w:rPr>
+          <w:rFonts w:ascii="Calibri" w:hAnsi="Calibri"/>
+        </w:rPr>
+        <w:t xml:space="preserve">;</w:t>
       </w:r>
     </w:p>
     <w:p>
@@ -3419,9 +4078,41 @@
       </w:pPr>
       <w:r>
         <w:rPr>
-          <w:rFonts w:ascii="Calibri" w:hAnsi="Calibri"/>
-        </w:rPr>
-        <w:t xml:space="preserve">zero horizontal-overflow failures above 1 CSS pixel;</w:t>
+          <w:rStyle w:val="VerbatimChar"/>
+          <w:rFonts w:ascii="Calibri" w:hAnsi="Calibri"/>
+        </w:rPr>
+        <w:t xml:space="preserve">docs/evidence/cross-browser-support-report.json</w:t>
+      </w:r>
+      <w:r>
+        <w:rPr>
+          <w:rFonts w:ascii="Calibri" w:hAnsi="Calibri"/>
+        </w:rPr>
+        <w:t xml:space="preserve"> </w:t>
+      </w:r>
+      <w:r>
+        <w:rPr>
+          <w:rFonts w:ascii="Calibri" w:hAnsi="Calibri"/>
+        </w:rPr>
+        <w:t xml:space="preserve">and</w:t>
+      </w:r>
+      <w:r>
+        <w:rPr>
+          <w:rFonts w:ascii="Calibri" w:hAnsi="Calibri"/>
+        </w:rPr>
+        <w:t xml:space="preserve"> </w:t>
+      </w:r>
+      <w:r>
+        <w:rPr>
+          <w:rStyle w:val="VerbatimChar"/>
+          <w:rFonts w:ascii="Calibri" w:hAnsi="Calibri"/>
+        </w:rPr>
+        <w:t xml:space="preserve">.html</w:t>
+      </w:r>
+      <w:r>
+        <w:rPr>
+          <w:rFonts w:ascii="Calibri" w:hAnsi="Calibri"/>
+        </w:rPr>
+        <w:t xml:space="preserve">;</w:t>
       </w:r>
     </w:p>
     <w:p>
@@ -3438,7 +4129,7 @@
         <w:rPr>
           <w:rFonts w:ascii="Calibri" w:hAnsi="Calibri"/>
         </w:rPr>
-        <w:t xml:space="preserve">zero measured critical targets below 24 × 24 CSS pixels; and</w:t>
+        <w:t xml:space="preserve">CI job summary, Playwright HTML report and traces; and</w:t>
       </w:r>
     </w:p>
     <w:p>
@@ -3453,48 +4144,38 @@
       </w:pPr>
       <w:r>
         <w:rPr>
-          <w:rFonts w:ascii="Calibri" w:hAnsi="Calibri"/>
-        </w:rPr>
-        <w:t xml:space="preserve">every incomplete axe result retained for inspection, not silently counted as a</w:t>
-      </w:r>
-      <w:r>
-        <w:rPr>
-          <w:rFonts w:ascii="Calibri" w:hAnsi="Calibri"/>
-        </w:rPr>
-        <w:t xml:space="preserve"> </w:t>
-      </w:r>
-      <w:r>
-        <w:rPr>
-          <w:rFonts w:ascii="Calibri" w:hAnsi="Calibri"/>
-        </w:rPr>
-        <w:t xml:space="preserve">pass.</w:t>
-      </w:r>
-    </w:p>
-    <w:p>
-      <w:pPr>
-        <w:pStyle w:val="FirstParagraph"/>
-      </w:pPr>
-      <w:r>
-        <w:rPr>
-          <w:rFonts w:ascii="Calibri" w:hAnsi="Calibri"/>
-        </w:rPr>
-        <w:t xml:space="preserve">The JSON, HTML, Playwright report and failure traces are uploaded as a 90-day CI</w:t>
-      </w:r>
-      <w:r>
-        <w:rPr>
-          <w:rFonts w:ascii="Calibri" w:hAnsi="Calibri"/>
-        </w:rPr>
-        <w:t xml:space="preserve"> </w:t>
-      </w:r>
-      <w:r>
-        <w:rPr>
-          <w:rFonts w:ascii="Calibri" w:hAnsi="Calibri"/>
-        </w:rPr>
-        <w:t xml:space="preserve">artefact. These scans are automated technical evidence only.</w:t>
-      </w:r>
-    </w:p>
-    <w:bookmarkEnd w:id="31"/>
-    <w:bookmarkStart w:id="32" w:name="e5-cross-browser-capability-matrix"/>
+          <w:rStyle w:val="VerbatimChar"/>
+          <w:rFonts w:ascii="Calibri" w:hAnsi="Calibri"/>
+        </w:rPr>
+        <w:t xml:space="preserve">docs/manual-audit/AQP-MANUAL-AT-AUDIT-v1.0.md</w:t>
+      </w:r>
+      <w:r>
+        <w:rPr>
+          <w:rFonts w:ascii="Calibri" w:hAnsi="Calibri"/>
+        </w:rPr>
+        <w:t xml:space="preserve"> </w:t>
+      </w:r>
+      <w:r>
+        <w:rPr>
+          <w:rFonts w:ascii="Calibri" w:hAnsi="Calibri"/>
+        </w:rPr>
+        <w:t xml:space="preserve">for separately executed manual</w:t>
+      </w:r>
+      <w:r>
+        <w:rPr>
+          <w:rFonts w:ascii="Calibri" w:hAnsi="Calibri"/>
+        </w:rPr>
+        <w:t xml:space="preserve"> </w:t>
+      </w:r>
+      <w:r>
+        <w:rPr>
+          <w:rFonts w:ascii="Calibri" w:hAnsi="Calibri"/>
+        </w:rPr>
+        <w:t xml:space="preserve">technical observations.</w:t>
+      </w:r>
+    </w:p>
+    <w:bookmarkEnd w:id="34"/>
+    <w:bookmarkStart w:id="35" w:name="analysis-and-reporting"/>
     <w:p>
       <w:pPr>
         <w:pStyle w:val="Heading2"/>
@@ -3505,7 +4186,7 @@
         <w:rPr>
           <w:rFonts w:ascii="Calibri" w:hAnsi="Calibri"/>
         </w:rPr>
-        <w:t xml:space="preserve">E5. Cross-browser capability matrix</w:t>
+        <w:t xml:space="preserve">Analysis and reporting</w:t>
       </w:r>
     </w:p>
     <w:p>
@@ -3516,475 +4197,6 @@
         <w:rPr>
           <w:rFonts w:ascii="Calibri" w:hAnsi="Calibri"/>
         </w:rPr>
-        <w:t xml:space="preserve">An unmodified production page is opened in Playwright Chromium, Firefox and</w:t>
-      </w:r>
-      <w:r>
-        <w:rPr>
-          <w:rFonts w:ascii="Calibri" w:hAnsi="Calibri"/>
-        </w:rPr>
-        <w:t xml:space="preserve"> </w:t>
-      </w:r>
-      <w:r>
-        <w:rPr>
-          <w:rFonts w:ascii="Calibri" w:hAnsi="Calibri"/>
-        </w:rPr>
-        <w:t xml:space="preserve">WebKit. The test records engine/version, native SpeechRecognition and prefixed</w:t>
-      </w:r>
-      <w:r>
-        <w:rPr>
-          <w:rFonts w:ascii="Calibri" w:hAnsi="Calibri"/>
-        </w:rPr>
-        <w:t xml:space="preserve"> </w:t>
-      </w:r>
-      <w:r>
-        <w:rPr>
-          <w:rFonts w:ascii="Calibri" w:hAnsi="Calibri"/>
-        </w:rPr>
-        <w:t xml:space="preserve">SpeechRecognition availability, speech synthesis, local/session storage and a</w:t>
-      </w:r>
-      <w:r>
-        <w:rPr>
-          <w:rFonts w:ascii="Calibri" w:hAnsi="Calibri"/>
-        </w:rPr>
-        <w:t xml:space="preserve"> </w:t>
-      </w:r>
-      <w:r>
-        <w:rPr>
-          <w:rFonts w:ascii="Calibri" w:hAnsi="Calibri"/>
-        </w:rPr>
-        <w:t xml:space="preserve">runner smoke test. Visible built-in voice availability must agree with actual</w:t>
-      </w:r>
-      <w:r>
-        <w:rPr>
-          <w:rFonts w:ascii="Calibri" w:hAnsi="Calibri"/>
-        </w:rPr>
-        <w:t xml:space="preserve"> </w:t>
-      </w:r>
-      <w:r>
-        <w:rPr>
-          <w:rFonts w:ascii="Calibri" w:hAnsi="Calibri"/>
-        </w:rPr>
-        <w:t xml:space="preserve">feature detection.</w:t>
-      </w:r>
-    </w:p>
-    <w:p>
-      <w:pPr>
-        <w:pStyle w:val="BodyText"/>
-      </w:pPr>
-      <w:r>
-        <w:rPr>
-          <w:rFonts w:ascii="Calibri" w:hAnsi="Calibri"/>
-        </w:rPr>
-        <w:t xml:space="preserve">Firefox's lack of built-in Web Speech recognition is reported as a product-route</w:t>
-      </w:r>
-      <w:r>
-        <w:rPr>
-          <w:rFonts w:ascii="Calibri" w:hAnsi="Calibri"/>
-        </w:rPr>
-        <w:t xml:space="preserve"> </w:t>
-      </w:r>
-      <w:r>
-        <w:rPr>
-          <w:rFonts w:ascii="Calibri" w:hAnsi="Calibri"/>
-        </w:rPr>
-        <w:t xml:space="preserve">limitation, not treated as an AQP test failure. Playwright WebKit on Linux is not</w:t>
-      </w:r>
-      <w:r>
-        <w:rPr>
-          <w:rFonts w:ascii="Calibri" w:hAnsi="Calibri"/>
-        </w:rPr>
-        <w:t xml:space="preserve"> </w:t>
-      </w:r>
-      <w:r>
-        <w:rPr>
-          <w:rFonts w:ascii="Calibri" w:hAnsi="Calibri"/>
-        </w:rPr>
-        <w:t xml:space="preserve">Safari and cannot stand in for VoiceOver/Safari. Actual NVDA, VoiceOver and OS</w:t>
-      </w:r>
-      <w:r>
-        <w:rPr>
-          <w:rFonts w:ascii="Calibri" w:hAnsi="Calibri"/>
-        </w:rPr>
-        <w:t xml:space="preserve"> </w:t>
-      </w:r>
-      <w:r>
-        <w:rPr>
-          <w:rFonts w:ascii="Calibri" w:hAnsi="Calibri"/>
-        </w:rPr>
-        <w:t xml:space="preserve">voice-control results belong only in the manual audit.</w:t>
-      </w:r>
-    </w:p>
-    <w:bookmarkEnd w:id="32"/>
-    <w:bookmarkStart w:id="33" w:name="reproducible-commands-and-artefacts"/>
-    <w:p>
-      <w:pPr>
-        <w:pStyle w:val="Heading2"/>
-        <w:keepNext/>
-        <w:keepLines/>
-      </w:pPr>
-      <w:r>
-        <w:rPr>
-          <w:rFonts w:ascii="Calibri" w:hAnsi="Calibri"/>
-        </w:rPr>
-        <w:t xml:space="preserve">Reproducible commands and artefacts</w:t>
-      </w:r>
-    </w:p>
-    <w:p>
-      <w:pPr>
-        <w:pStyle w:val="SourceCode"/>
-      </w:pPr>
-      <w:r>
-        <w:rPr>
-          <w:rStyle w:val="VerbatimChar"/>
-          <w:rFonts w:ascii="Calibri" w:hAnsi="Calibri"/>
-        </w:rPr>
-        <w:t xml:space="preserve">npm ci</w:t>
-      </w:r>
-      <w:r>
-        <w:rPr>
-          <w:rFonts w:ascii="Calibri" w:hAnsi="Calibri"/>
-        </w:rPr>
-        <w:br/>
-      </w:r>
-      <w:r>
-        <w:rPr>
-          <w:rStyle w:val="VerbatimChar"/>
-          <w:rFonts w:ascii="Calibri" w:hAnsi="Calibri"/>
-        </w:rPr>
-        <w:t xml:space="preserve">npm test -- --run</w:t>
-      </w:r>
-      <w:r>
-        <w:rPr>
-          <w:rFonts w:ascii="Calibri" w:hAnsi="Calibri"/>
-        </w:rPr>
-        <w:br/>
-      </w:r>
-      <w:r>
-        <w:rPr>
-          <w:rStyle w:val="VerbatimChar"/>
-          <w:rFonts w:ascii="Calibri" w:hAnsi="Calibri"/>
-        </w:rPr>
-        <w:t xml:space="preserve">npm run report:technical</w:t>
-      </w:r>
-      <w:r>
-        <w:rPr>
-          <w:rFonts w:ascii="Calibri" w:hAnsi="Calibri"/>
-        </w:rPr>
-        <w:br/>
-      </w:r>
-      <w:r>
-        <w:rPr>
-          <w:rStyle w:val="VerbatimChar"/>
-          <w:rFonts w:ascii="Calibri" w:hAnsi="Calibri"/>
-        </w:rPr>
-        <w:t xml:space="preserve">npm run build</w:t>
-      </w:r>
-      <w:r>
-        <w:rPr>
-          <w:rFonts w:ascii="Calibri" w:hAnsi="Calibri"/>
-        </w:rPr>
-        <w:br/>
-      </w:r>
-      <w:r>
-        <w:rPr>
-          <w:rStyle w:val="VerbatimChar"/>
-          <w:rFonts w:ascii="Calibri" w:hAnsi="Calibri"/>
-        </w:rPr>
-        <w:t xml:space="preserve">npx playwright install --with-deps chromium firefox webkit</w:t>
-      </w:r>
-      <w:r>
-        <w:rPr>
-          <w:rFonts w:ascii="Calibri" w:hAnsi="Calibri"/>
-        </w:rPr>
-        <w:br/>
-      </w:r>
-      <w:r>
-        <w:rPr>
-          <w:rStyle w:val="VerbatimChar"/>
-          <w:rFonts w:ascii="Calibri" w:hAnsi="Calibri"/>
-        </w:rPr>
-        <w:t xml:space="preserve">npm run test:browser</w:t>
-      </w:r>
-      <w:r>
-        <w:rPr>
-          <w:rFonts w:ascii="Calibri" w:hAnsi="Calibri"/>
-        </w:rPr>
-        <w:br/>
-      </w:r>
-      <w:r>
-        <w:rPr>
-          <w:rStyle w:val="VerbatimChar"/>
-          <w:rFonts w:ascii="Calibri" w:hAnsi="Calibri"/>
-        </w:rPr>
-        <w:t xml:space="preserve">npm run test:browser-support</w:t>
-      </w:r>
-      <w:r>
-        <w:rPr>
-          <w:rFonts w:ascii="Calibri" w:hAnsi="Calibri"/>
-        </w:rPr>
-        <w:br/>
-      </w:r>
-      <w:r>
-        <w:rPr>
-          <w:rStyle w:val="VerbatimChar"/>
-          <w:rFonts w:ascii="Calibri" w:hAnsi="Calibri"/>
-        </w:rPr>
-        <w:t xml:space="preserve">npm run report:browser</w:t>
-      </w:r>
-      <w:r>
-        <w:rPr>
-          <w:rFonts w:ascii="Calibri" w:hAnsi="Calibri"/>
-        </w:rPr>
-        <w:br/>
-      </w:r>
-      <w:r>
-        <w:rPr>
-          <w:rStyle w:val="VerbatimChar"/>
-          <w:rFonts w:ascii="Calibri" w:hAnsi="Calibri"/>
-        </w:rPr>
-        <w:t xml:space="preserve">npm run report:browser-support</w:t>
-      </w:r>
-    </w:p>
-    <w:p>
-      <w:pPr>
-        <w:pStyle w:val="FirstParagraph"/>
-      </w:pPr>
-      <w:r>
-        <w:rPr>
-          <w:rFonts w:ascii="Calibri" w:hAnsi="Calibri"/>
-        </w:rPr>
-        <w:t xml:space="preserve">Generated evidence:</w:t>
-      </w:r>
-    </w:p>
-    <w:p>
-      <w:pPr>
-        <w:numPr>
-          <w:ilvl w:val="0"/>
-          <w:numId w:val="1007"/>
-        </w:numPr>
-        <w:pStyle w:val="Compact"/>
-        <w:spacing w:after="160" w:line="280" w:lineRule="auto"/>
-        <w:ind w:left="720" w:hanging="360"/>
-      </w:pPr>
-      <w:r>
-        <w:rPr>
-          <w:rStyle w:val="VerbatimChar"/>
-          <w:rFonts w:ascii="Calibri" w:hAnsi="Calibri"/>
-        </w:rPr>
-        <w:t xml:space="preserve">docs/evidence/technical-evaluation-report.json</w:t>
-      </w:r>
-      <w:r>
-        <w:rPr>
-          <w:rFonts w:ascii="Calibri" w:hAnsi="Calibri"/>
-        </w:rPr>
-        <w:t xml:space="preserve"> </w:t>
-      </w:r>
-      <w:r>
-        <w:rPr>
-          <w:rFonts w:ascii="Calibri" w:hAnsi="Calibri"/>
-        </w:rPr>
-        <w:t xml:space="preserve">and</w:t>
-      </w:r>
-      <w:r>
-        <w:rPr>
-          <w:rFonts w:ascii="Calibri" w:hAnsi="Calibri"/>
-        </w:rPr>
-        <w:t xml:space="preserve"> </w:t>
-      </w:r>
-      <w:r>
-        <w:rPr>
-          <w:rStyle w:val="VerbatimChar"/>
-          <w:rFonts w:ascii="Calibri" w:hAnsi="Calibri"/>
-        </w:rPr>
-        <w:t xml:space="preserve">.html</w:t>
-      </w:r>
-      <w:r>
-        <w:rPr>
-          <w:rFonts w:ascii="Calibri" w:hAnsi="Calibri"/>
-        </w:rPr>
-        <w:t xml:space="preserve">;</w:t>
-      </w:r>
-    </w:p>
-    <w:p>
-      <w:pPr>
-        <w:numPr>
-          <w:ilvl w:val="0"/>
-          <w:numId w:val="1007"/>
-        </w:numPr>
-        <w:pStyle w:val="Compact"/>
-        <w:spacing w:after="160" w:line="280" w:lineRule="auto"/>
-        <w:ind w:left="720" w:hanging="360"/>
-      </w:pPr>
-      <w:r>
-        <w:rPr>
-          <w:rStyle w:val="VerbatimChar"/>
-          <w:rFonts w:ascii="Calibri" w:hAnsi="Calibri"/>
-        </w:rPr>
-        <w:t xml:space="preserve">docs/evidence/axe-browser-report.json</w:t>
-      </w:r>
-      <w:r>
-        <w:rPr>
-          <w:rFonts w:ascii="Calibri" w:hAnsi="Calibri"/>
-        </w:rPr>
-        <w:t xml:space="preserve"> </w:t>
-      </w:r>
-      <w:r>
-        <w:rPr>
-          <w:rFonts w:ascii="Calibri" w:hAnsi="Calibri"/>
-        </w:rPr>
-        <w:t xml:space="preserve">and</w:t>
-      </w:r>
-      <w:r>
-        <w:rPr>
-          <w:rFonts w:ascii="Calibri" w:hAnsi="Calibri"/>
-        </w:rPr>
-        <w:t xml:space="preserve"> </w:t>
-      </w:r>
-      <w:r>
-        <w:rPr>
-          <w:rStyle w:val="VerbatimChar"/>
-          <w:rFonts w:ascii="Calibri" w:hAnsi="Calibri"/>
-        </w:rPr>
-        <w:t xml:space="preserve">.html</w:t>
-      </w:r>
-      <w:r>
-        <w:rPr>
-          <w:rFonts w:ascii="Calibri" w:hAnsi="Calibri"/>
-        </w:rPr>
-        <w:t xml:space="preserve">;</w:t>
-      </w:r>
-    </w:p>
-    <w:p>
-      <w:pPr>
-        <w:numPr>
-          <w:ilvl w:val="0"/>
-          <w:numId w:val="1007"/>
-        </w:numPr>
-        <w:pStyle w:val="Compact"/>
-        <w:spacing w:after="160" w:line="280" w:lineRule="auto"/>
-        <w:ind w:left="720" w:hanging="360"/>
-      </w:pPr>
-      <w:r>
-        <w:rPr>
-          <w:rStyle w:val="VerbatimChar"/>
-          <w:rFonts w:ascii="Calibri" w:hAnsi="Calibri"/>
-        </w:rPr>
-        <w:t xml:space="preserve">docs/evidence/cross-browser-support-report.json</w:t>
-      </w:r>
-      <w:r>
-        <w:rPr>
-          <w:rFonts w:ascii="Calibri" w:hAnsi="Calibri"/>
-        </w:rPr>
-        <w:t xml:space="preserve"> </w:t>
-      </w:r>
-      <w:r>
-        <w:rPr>
-          <w:rFonts w:ascii="Calibri" w:hAnsi="Calibri"/>
-        </w:rPr>
-        <w:t xml:space="preserve">and</w:t>
-      </w:r>
-      <w:r>
-        <w:rPr>
-          <w:rFonts w:ascii="Calibri" w:hAnsi="Calibri"/>
-        </w:rPr>
-        <w:t xml:space="preserve"> </w:t>
-      </w:r>
-      <w:r>
-        <w:rPr>
-          <w:rStyle w:val="VerbatimChar"/>
-          <w:rFonts w:ascii="Calibri" w:hAnsi="Calibri"/>
-        </w:rPr>
-        <w:t xml:space="preserve">.html</w:t>
-      </w:r>
-      <w:r>
-        <w:rPr>
-          <w:rFonts w:ascii="Calibri" w:hAnsi="Calibri"/>
-        </w:rPr>
-        <w:t xml:space="preserve">;</w:t>
-      </w:r>
-    </w:p>
-    <w:p>
-      <w:pPr>
-        <w:numPr>
-          <w:ilvl w:val="0"/>
-          <w:numId w:val="1007"/>
-        </w:numPr>
-        <w:pStyle w:val="Compact"/>
-        <w:spacing w:after="160" w:line="280" w:lineRule="auto"/>
-        <w:ind w:left="720" w:hanging="360"/>
-      </w:pPr>
-      <w:r>
-        <w:rPr>
-          <w:rFonts w:ascii="Calibri" w:hAnsi="Calibri"/>
-        </w:rPr>
-        <w:t xml:space="preserve">CI job summary, Playwright HTML report and traces; and</w:t>
-      </w:r>
-    </w:p>
-    <w:p>
-      <w:pPr>
-        <w:numPr>
-          <w:ilvl w:val="0"/>
-          <w:numId w:val="1007"/>
-        </w:numPr>
-        <w:pStyle w:val="Compact"/>
-        <w:spacing w:after="160" w:line="280" w:lineRule="auto"/>
-        <w:ind w:left="720" w:hanging="360"/>
-      </w:pPr>
-      <w:r>
-        <w:rPr>
-          <w:rStyle w:val="VerbatimChar"/>
-          <w:rFonts w:ascii="Calibri" w:hAnsi="Calibri"/>
-        </w:rPr>
-        <w:t xml:space="preserve">docs/manual-audit/AQP-MANUAL-AT-AUDIT-v1.0.md</w:t>
-      </w:r>
-      <w:r>
-        <w:rPr>
-          <w:rFonts w:ascii="Calibri" w:hAnsi="Calibri"/>
-        </w:rPr>
-        <w:t xml:space="preserve"> </w:t>
-      </w:r>
-      <w:r>
-        <w:rPr>
-          <w:rFonts w:ascii="Calibri" w:hAnsi="Calibri"/>
-        </w:rPr>
-        <w:t xml:space="preserve">for separately executed manual</w:t>
-      </w:r>
-      <w:r>
-        <w:rPr>
-          <w:rFonts w:ascii="Calibri" w:hAnsi="Calibri"/>
-        </w:rPr>
-        <w:t xml:space="preserve"> </w:t>
-      </w:r>
-      <w:r>
-        <w:rPr>
-          <w:rFonts w:ascii="Calibri" w:hAnsi="Calibri"/>
-        </w:rPr>
-        <w:t xml:space="preserve">technical observations.</w:t>
-      </w:r>
-    </w:p>
-    <w:bookmarkEnd w:id="33"/>
-    <w:bookmarkStart w:id="34" w:name="analysis-and-reporting"/>
-    <w:p>
-      <w:pPr>
-        <w:pStyle w:val="Heading2"/>
-        <w:keepNext/>
-        <w:keepLines/>
-      </w:pPr>
-      <w:r>
-        <w:rPr>
-          <w:rFonts w:ascii="Calibri" w:hAnsi="Calibri"/>
-        </w:rPr>
-        <w:t xml:space="preserve">Analysis and reporting</w:t>
-      </w:r>
-    </w:p>
-    <w:p>
-      <w:pPr>
-        <w:pStyle w:val="FirstParagraph"/>
-      </w:pPr>
-      <w:r>
-        <w:rPr>
-          <w:rFonts w:ascii="Calibri" w:hAnsi="Calibri"/>
-        </w:rPr>
         <w:t xml:space="preserve">Report counts, denominators and every mismatch/failure row. Do not use inferential</w:t>
       </w:r>
       <w:r>
@@ -4036,8 +4248,8 @@
         <w:t xml:space="preserve">reported.</w:t>
       </w:r>
     </w:p>
-    <w:bookmarkEnd w:id="34"/>
     <w:bookmarkEnd w:id="35"/>
+    <w:bookmarkEnd w:id="36"/>
     <w:sectPr>
       <w:headerReference w:type="default" r:id="rId9"/>
       <w:footerReference w:type="default" r:id="rId10"/>
@@ -4471,42 +4683,12 @@
     </w:lvlOverride>
   </w:num>
   <w:num w:numId="1004">
-    <w:abstractNumId w:val="99411"/>
-    <w:lvlOverride w:ilvl="0">
-      <w:startOverride w:val="1"/>
-    </w:lvlOverride>
-    <w:lvlOverride w:ilvl="1">
-      <w:startOverride w:val="1"/>
-    </w:lvlOverride>
-    <w:lvlOverride w:ilvl="2">
-      <w:startOverride w:val="1"/>
-    </w:lvlOverride>
-    <w:lvlOverride w:ilvl="3">
-      <w:startOverride w:val="1"/>
-    </w:lvlOverride>
-    <w:lvlOverride w:ilvl="4">
-      <w:startOverride w:val="1"/>
-    </w:lvlOverride>
-    <w:lvlOverride w:ilvl="5">
-      <w:startOverride w:val="1"/>
-    </w:lvlOverride>
-    <w:lvlOverride w:ilvl="6">
-      <w:startOverride w:val="1"/>
-    </w:lvlOverride>
-    <w:lvlOverride w:ilvl="7">
-      <w:startOverride w:val="1"/>
-    </w:lvlOverride>
-    <w:lvlOverride w:ilvl="8">
-      <w:startOverride w:val="1"/>
-    </w:lvlOverride>
+    <w:abstractNumId w:val="991"/>
   </w:num>
   <w:num w:numId="1005">
     <w:abstractNumId w:val="991"/>
   </w:num>
   <w:num w:numId="1006">
-    <w:abstractNumId w:val="991"/>
-  </w:num>
-  <w:num w:numId="1007">
     <w:abstractNumId w:val="991"/>
   </w:num>
 </w:numbering>
